--- a/docs_out/Group 3_Results and Analysis Section.docx
+++ b/docs_out/Group 3_Results and Analysis Section.docx
@@ -769,7 +769,7 @@
     </w:p>
     <w:p>
       <w:r>
-        <w:t>Table 3 reports held-out test-set performance as mean ± standard deviation across the five seeds; the primary metric is AUC-PR, named as primary in Methods M15. The proposed XGBoost recorded AUC-PR 0.1167 ± 0.0444, an absolute delta of -0.0302 against the default XGBoost (0.1469 ± 0.0896); this delta is a difference of five-seed means. Among all comparators TabTransformer recorded the highest AUC-PR (0.2387 ± 0.0559) and the Attendance ranker the next highest (0.1284), both exceeding the proposed model on the primary metric; the Decision Tree recorded 0.0774 ± 0.0205. On recall, the proposed model recorded 0.4000 ± 0.1069, which is the higher of the two XGBoost variants (default: 0.3714 ± 0.1143); TabTransformer recorded higher recall still (0.5143 ± 0.0700), and the binary Attendance rule the highest of all (0.7143 at its single operating point). The earlier claim that the proposed model recorded the highest recall of the probabilistic models trained across seeds is withdrawn: it contradicted the table it accompanied. The paired bootstrap 95% confidence interval on the AUC-PR difference between the proposed and default models (10,000 resamples; the method declared in Methods M16) was [-0.0409, 0.1227], with a mean delta of 0.0170 — a seed-42 resampling quantity, not a seed-average one. The two figures carry opposite signs because they are computed in different reference frames, not because either is in error: -0.0302 is the difference of the five-seed mean AUC-PR values, while +0.0170 is the mean of the paired per-resample differences within the single seed-42 run. R11 assigns each figure to its frame. Figure 4 plots the ROC and precision–recall operating characteristics for the four probabilistic models on the same axes.</w:t>
+        <w:t>Table 3 reports held-out test-set performance as mean ± standard deviation across the five seeds; the primary metric is AUC-PR, named as primary in Methods M15. The proposed XGBoost recorded AUC-PR 0.1167 ± 0.0444, an absolute delta of -0.0302 against the default XGBoost (0.1469 ± 0.0896); this delta is a difference of five-seed means. Among all comparators TabTransformer recorded the highest AUC-PR (0.2533 ± 0.0790) and the Attendance ranker the next highest (0.1284), both exceeding the proposed model on the primary metric; the Decision Tree recorded 0.0774 ± 0.0205. On recall, the proposed model recorded 0.4000 ± 0.1069, which is the higher of the two XGBoost variants (default: 0.3714 ± 0.1143); TabTransformer recorded higher recall still (0.4857 ± 0.1714), and the binary Attendance rule the highest of all (0.7143 at its single operating point). The earlier claim that the proposed model recorded the highest recall of the probabilistic models trained across seeds is withdrawn: it contradicted the table it accompanied. The paired bootstrap 95% confidence interval on the AUC-PR difference between the proposed and default models (10,000 resamples; the method declared in Methods M16) was [-0.0409, 0.1227], with a mean delta of 0.0170 — a seed-42 resampling quantity, not a seed-average one. The two figures carry opposite signs because they are computed in different reference frames, not because either is in error: -0.0302 is the difference of the five-seed mean AUC-PR values, while +0.0170 is the mean of the paired per-resample differences within the single seed-42 run. R11 assigns each figure to its frame. Figure 4 plots the ROC and precision–recall operating characteristics for the four probabilistic models on the same axes.</w:t>
       </w:r>
     </w:p>
     <w:p>
@@ -1288,12 +1288,8 @@
             <w:tcW w:w="1512" w:type="dxa"/>
           </w:tcPr>
           <w:p>
-            <w:r/>
-            <w:r>
-              <w:rPr>
-                <w:sz w:val="18"/>
-              </w:rPr>
-              <w:t>0.2387 ± 0.0559</w:t>
+            <w:r>
+              <w:t>0.2533 ± 0.0790</w:t>
             </w:r>
           </w:p>
         </w:tc>
@@ -1302,12 +1298,8 @@
             <w:tcW w:w="1296" w:type="dxa"/>
           </w:tcPr>
           <w:p>
-            <w:r/>
-            <w:r>
-              <w:rPr>
-                <w:sz w:val="18"/>
-              </w:rPr>
-              <w:t>+0.0918</w:t>
+            <w:r>
+              <w:t>+0.1064</w:t>
             </w:r>
           </w:p>
         </w:tc>
@@ -1316,12 +1308,8 @@
             <w:tcW w:w="1296" w:type="dxa"/>
           </w:tcPr>
           <w:p>
-            <w:r/>
-            <w:r>
-              <w:rPr>
-                <w:sz w:val="18"/>
-              </w:rPr>
-              <w:t>0.7248 ± 0.0409</w:t>
+            <w:r>
+              <w:t>0.6964 ± 0.0584</w:t>
             </w:r>
           </w:p>
         </w:tc>
@@ -1330,12 +1318,8 @@
             <w:tcW w:w="1224" w:type="dxa"/>
           </w:tcPr>
           <w:p>
-            <w:r/>
-            <w:r>
-              <w:rPr>
-                <w:sz w:val="18"/>
-              </w:rPr>
-              <w:t>0.2572 ± 0.0527</w:t>
+            <w:r>
+              <w:t>0.2039 ± 0.0433</w:t>
             </w:r>
           </w:p>
         </w:tc>
@@ -1344,12 +1328,8 @@
             <w:tcW w:w="1224" w:type="dxa"/>
           </w:tcPr>
           <w:p>
-            <w:r/>
-            <w:r>
-              <w:rPr>
-                <w:sz w:val="18"/>
-              </w:rPr>
-              <w:t>0.5254 ± 0.0383</w:t>
+            <w:r>
+              <w:t>0.4984 ± 0.0655</w:t>
             </w:r>
           </w:p>
         </w:tc>
@@ -1358,12 +1338,8 @@
             <w:tcW w:w="1152" w:type="dxa"/>
           </w:tcPr>
           <w:p>
-            <w:r/>
-            <w:r>
-              <w:rPr>
-                <w:sz w:val="18"/>
-              </w:rPr>
-              <w:t>0.0901 ± 0.0300</w:t>
+            <w:r>
+              <w:t>0.1499 ± 0.1758</w:t>
             </w:r>
           </w:p>
         </w:tc>
@@ -1372,12 +1348,8 @@
             <w:tcW w:w="1224" w:type="dxa"/>
           </w:tcPr>
           <w:p>
-            <w:r/>
-            <w:r>
-              <w:rPr>
-                <w:sz w:val="18"/>
-              </w:rPr>
-              <w:t>0.5143 ± 0.0700</w:t>
+            <w:r>
+              <w:t>0.4857 ± 0.1714</w:t>
             </w:r>
           </w:p>
         </w:tc>
@@ -1815,7 +1787,7 @@
         <w:t>Ten-seed sign stability. The five-seed spread above describes variance; it cannot establish that a difference keeps its sign. The stability arm declared in Methods M14 therefore refit the proposed model on ten seeds and, at each seed, took its held-out AUC-PR against the continuous attendance ranker scored on the same partition (comparator AUC-PR 0.1284). The per-seed deltas were 42: -0.0251, 123: -0.0536, 777: -0.0414, 2024: +0.0722, 9999: -0.0106, 1: -0.0008, 7: -0.0290, 13: -0.0292, 31337: -0.0018, 555: +0.0720. The mean delta was -0.0047 with a standard deviation of 0.0437, and the sign was negative at 8 of the ten seeds and positive at 2, giving 2 sign changes across the set. The difference between the proposed model and the univariate attendance ranker therefore does not hold a stable sign at this sample size. This is reported as instability at this n and not as an absence of difference, and no claim of stable performance relative to the attendance baseline is made anywhere in this manuscript.</w:t>
         <w:br/>
         <w:br/>
-        <w:t>Leave-one-out over data sources. Dropping each contributing source from the training pool in turn and refitting at seed 42 produced a result that runs against the study's own augmentation design. Training on the real records alone — that is, dropping all 350 synthetic rows — gave held-out AUC-PR 0.1447, above the 0.1033 obtained with the full augmented pool; training on the synthetic supplement alone gave 0.0213, far below the attendance comparator. The 180 real records are carrying the result, and the synthetic supplement is not additive on the primary metric on this evaluation partition. Per-fold AUC-PR under five-fold leave-one-fold-out training was {0.1415, 0.0913, 0.0935, 0.1122, 0.0992}. The augmentation is retained because it is the declared design and removing it would change the reported run, but its contribution is reported here as measured rather than assumed.</w:t>
+        <w:t>Leave-one-out over data sources. Dropping each contributing source from the training pool in turn and refitting at seed 42 gave the following. Training on the real records alone — that is, dropping all 350 synthetic rows — gave held-out AUC-PR 0.1447 against the 0.1033 obtained with the full augmented pool; training on the synthetic supplement alone gave 0.0213. This runs against the study's own augmentation design: the real records alone score higher than the augmented pool, so the 180 real records are carrying the result and the synthetic supplement is not additive on the primary metric on this evaluation partition. Per-fold AUC-PR under five-fold leave-one-fold-out training was {0.1415, 0.0913, 0.0935, 0.1122, 0.0992}. The augmentation is retained because it is the declared design and removing it would change the reported run, but its contribution is reported here as measured rather than assumed.</w:t>
       </w:r>
     </w:p>
     <w:p>
@@ -1900,12 +1872,12 @@
     </w:p>
     <w:p>
       <w:r>
-        <w:t>McNemar’s exact test for correlated proportions (Methods M16) was applied to the seed-42 predictions of the proposed XGBoost against each baseline, with the Benjamini–Hochberg false-discovery-rate correction across the four comparisons at α = 0.05 (Table 4). Against the Default XGBoost the test yielded p = 0.7428 (BH-adjusted p = 0.7428; Retain H₀), with discordant-pair counts b = 17 and c = 20. Against the Decision Tree the test yielded p &lt; 0.0001 (BH-adjusted p &lt; 0.0001; Reject H₀), with discordant-pair counts b = 5 and c = 40. Against the TabTransformer the test yielded p = 0.0226 (BH-adjusted p = 0.0451; Reject H₀), with discordant-pair counts b = 22 and c = 41. Against the Attendance rule (binary) the test yielded p = 0.4704 (BH-adjusted p = 0.6272; Retain H₀), with discordant-pair counts b = 31 and c = 38. The direction of each discordance is stated explicitly in Table 4 rather than left to be inferred from the counts, because a significance result reported in the neutral register of "H₀ rejected" can be misread as a win. In every comparison the discordance favours the comparator rather than the proposed model, and among the comparisons that reach significance after correction (Decision Tree, TabTransformer) the significant result therefore favours the comparator, not the proposed model. The paired bootstrap 95% confidence interval on the AUC-PR delta between the proposed and default models (10,000 resamples) was [-0.0409, 0.1227] with a mean delta of 0.0170, and thus spanned zero; the effect size for the proposed-versus-default recall difference was Cohen’s h = 0.0000 (recall 0.2857 versus 0.2857 at the seed-42 operating points). The assumptions were checked as outcomes: McNemar requires paired binary outcomes on the same test instances, which held for the identical held-out partition; the bootstrap requires resampling with replacement, applied over the 10,000 resamples. Where the McNemar and bootstrap outcomes disagree, both are reported without reconciliation, per Methods M16.</w:t>
+        <w:t>McNemar’s exact test for correlated proportions (Methods M16) was applied to the seed-42 predictions of the proposed XGBoost against each baseline, with the Benjamini–Hochberg false-discovery-rate correction across the four comparisons at α = 0.05 (Table 4). Against the Default XGBoost the test yielded p = 0.7428 (BH-adjusted p = 0.7428; Retain H₀), with discordant-pair counts b = 17 and c = 20. Against the Decision Tree the test yielded p &lt; 0.0001 (BH-adjusted p &lt; 0.0001; Reject H₀), with discordant-pair counts b = 5 and c = 40. Against the TabTransformer the test yielded p = 0.0214 (BH-adjusted p = 0.0428; Reject H₀), with discordant-pair counts b = 53 and c = 31. Against the Attendance rule (binary) the test yielded p = 0.4704 (BH-adjusted p = 0.6272; Retain H₀), with discordant-pair counts b = 31 and c = 38. The direction of each discordance is stated explicitly in Table 4 rather than left to be inferred from the counts, because a significance result reported in the neutral register of "H₀ rejected" can be misread as a win. Of the four comparisons, 3 run in the direction of the comparator (Default XGBoost, Decision Tree, Attendance rule (binary)) and 1 in the direction of the proposed model (TabTransformer). Two reach significance after Benjamini-Hochberg correction: Decision Tree favours the comparator, and TabTransformer favours the proposed model. The TabTransformer comparison changed direction when the estimators were pinned to a single thread and the run regenerated (R12 and the corrections ledger); it previously ran b = 22, c = 41 in the comparator's favour. The change is recorded rather than absorbed, because it moves in the study's own favour and a reader is entitled to see where it came from. The paired bootstrap 95% confidence interval on the AUC-PR delta between the proposed and default models (10,000 resamples) was [-0.0409, 0.1227] with a mean delta of 0.0170, and thus spanned zero; the effect size for the proposed-versus-default recall difference was Cohen’s h = 0.0000 (recall 0.2857 versus 0.2857 at the seed-42 operating points). The assumptions were checked as outcomes: McNemar requires paired binary outcomes on the same test instances, which held for the identical held-out partition; the bootstrap requires resampling with replacement, applied over the 10,000 resamples. Where the McNemar and bootstrap outcomes disagree, both are reported without reconciliation, per Methods M16.</w:t>
       </w:r>
     </w:p>
     <w:p>
       <w:r>
-        <w:t>What this design could have detected. The comparisons above are paired, so their power is governed by the number of discordant pairs and not by the 248 test records (Methods M16). Against the binary attendance rule at the seed-42 operating point there were 69 discordant pairs (b = 31, c = 38), an observed discordant split of 0.551. At 80% power and alpha = 0.05 an exact paired test on 69 discordant pairs can only detect a split of 0.680 or wider, which corresponds to an accuracy gap of about 0.1002 across the 248 records. The observed split is narrower than that threshold, so this comparison is INCONCLUSIVE at this sample size: it does not license the statement that the two arms perform equally, and it does not license the statement that either is superior. Detecting a difference of the size actually observed would have required approximately 786 discordant pairs, against the 69 available — roughly an order of magnitude more disagreement between the two arms than this partition produces. This is a statement about the testbed, not about dropout. Two further reference-frame notes belong here: the recall values quoted in this subsection (0.2857 for both arms) are seed-42 single-run values at the seed-42 operating points, whereas the recall values in R2 and Table 3 (0.4000 ± 0.1069 for the proposed model) are five-seed means, and the Cohen's h of 0.0000 follows from the two seed-42 values being equal.</w:t>
+        <w:t>What this design could have detected. The comparisons above are paired, so their power is governed by the number of discordant pairs and not by the 248 test records (Methods M16). Against the binary attendance rule at the seed-42 operating point there were 69 discordant pairs (b = 31, c = 38), an observed discordant split of 0.551. At 80% power and alpha = 0.05 an exact paired test on 69 discordant pairs can only detect a split of 0.680 or wider, which corresponds to an accuracy gap of about 0.1002 across the 248 records. The observed split is narrower than that threshold, so this comparison is INCONCLUSIVE at this sample size: it does not license the statement that the two arms perform equally, and it does not license the statement that either is superior. Detecting a difference of the size actually observed would have required approximately 786 discordant pairs, against the 69 available. This is a statement about the testbed, not about dropout. Two further reference-frame notes belong here: the recall values quoted in this subsection (0.2857 for both arms) are seed-42 single-run values at the seed-42 operating points, whereas the recall values in R2 and Table 3 (0.4000 ± 0.1069 for the proposed model) are five-seed means.</w:t>
       </w:r>
     </w:p>
     <w:p>
@@ -2265,12 +2237,8 @@
             <w:tcW w:w="1440" w:type="dxa"/>
           </w:tcPr>
           <w:p>
-            <w:r/>
-            <w:r>
-              <w:rPr>
-                <w:sz w:val="18"/>
-              </w:rPr>
-              <w:t>0.0226</w:t>
+            <w:r>
+              <w:t>0.0214</w:t>
             </w:r>
           </w:p>
         </w:tc>
@@ -2279,12 +2247,8 @@
             <w:tcW w:w="864" w:type="dxa"/>
           </w:tcPr>
           <w:p>
-            <w:r/>
-            <w:r>
-              <w:rPr>
-                <w:sz w:val="18"/>
-              </w:rPr>
-              <w:t>22</w:t>
+            <w:r>
+              <w:t>53</w:t>
             </w:r>
           </w:p>
         </w:tc>
@@ -2293,12 +2257,8 @@
             <w:tcW w:w="864" w:type="dxa"/>
           </w:tcPr>
           <w:p>
-            <w:r/>
-            <w:r>
-              <w:rPr>
-                <w:sz w:val="18"/>
-              </w:rPr>
-              <w:t>41</w:t>
+            <w:r>
+              <w:t>31</w:t>
             </w:r>
           </w:p>
         </w:tc>
@@ -2307,12 +2267,8 @@
             <w:tcW w:w="1872" w:type="dxa"/>
           </w:tcPr>
           <w:p>
-            <w:r/>
-            <w:r>
-              <w:rPr>
-                <w:sz w:val="18"/>
-              </w:rPr>
-              <w:t>0.0451</w:t>
+            <w:r>
+              <w:t>0.0428</w:t>
             </w:r>
           </w:p>
         </w:tc>
@@ -2321,11 +2277,7 @@
             <w:tcW w:w="1584" w:type="dxa"/>
           </w:tcPr>
           <w:p>
-            <w:r/>
-            <w:r>
-              <w:rPr>
-                <w:sz w:val="18"/>
-              </w:rPr>
+            <w:r>
               <w:t>Reject H₀</w:t>
             </w:r>
           </w:p>
@@ -2335,12 +2287,8 @@
             <w:tcW w:w="1584" w:type="dxa"/>
           </w:tcPr>
           <w:p>
-            <w:r/>
-            <w:r>
-              <w:rPr>
-                <w:sz w:val="18"/>
-              </w:rPr>
-              <w:t>Favours TabTransformer</w:t>
+            <w:r>
+              <w:t>Favours proposed XGBoost</w:t>
             </w:r>
           </w:p>
         </w:tc>
@@ -2471,7 +2419,7 @@
     </w:p>
     <w:p>
       <w:r>
-        <w:t>The engineered contribution (SHAPtoSMS) was isolated by the ablation declared in Methods M16, in which exactly one component — the ordering of packed features — was reverted from strict descending |φ| order to a fixed canonical order, holding candidate selection, lexicalisation, and the 160-character budget identical. The evaluation population is the proposed XGBoost’s own seed-42 flagged set: 57 of 248 records clear the proposed model’s seed-42 threshold (0.34), containing 2 of the 7 real dropout cases, and the gold ranking is taken from the same model whose attributions are packed. An earlier draft defined this population by a comparator model’s threshold while packing the proposed model’s attributions; that cross-model definition has been replaced, and the result on the earlier population is reported below as a sensitivity check. Two fidelity quantities are reported separately, following Methods M17. On rank preservation — whether the packed alert’s first k factors match the model’s own top-k |SHAP| ranking — the rank-preserving protocol recorded RPS@1 = 1.0000 and RPS@2 = 0.8596, while the naive fixed-order baseline recorded RPS@1 = 0.1930 and RPS@2 = 0.0351, an absolute ablation delta of +0.8070 at RPS@1 and +0.8245 at RPS@2 (Figure 8). On directional agreement — whether a top-k attribution carries a sign agreeing with the observed outcome — the rank-preserving protocol recorded DAS@1 = 0.7368 and DAS@2 = 0.9825 against 0.0877 and 0.0877 for the naive baseline. On the earlier cross-model population (40 records) the same ordering conclusion holds (RPS@1 1.0000 versus 0.1750; DAS@1 0.7250 versus 0.0750), so the ablation result is not an artefact of the population definition. These quantities are committed as a standalone artefact, results/rps_results.json, which reports RPS@1, RPS@2, the evaluated n and the operating threshold together with the naive fixed-order baseline, the DAS figures under their own name, and the cross-model sensitivity population, so that each figure quoted in this subsection can be read directly off a single committed file rather than located inside the consolidated results archive. The earlier reported ablation loss at RPS@1 is therefore withdrawn: it arose from scoring a cross-model population with a metric that measured directional agreement while being described as rank preservation. Every generated alert complied with the 160-character GSM single-segment limit, with lengths of 70–155 characters (mean ≈ 96) and 1–6 risk factors named per alert (mean 2.46); compliance is guaranteed by construction, so Table 5 verifies that the implemented packer honours its own budget rather than establishing an empirical delivery result (Objective 3, as narrowed). The supporting-system ablation compared the proposed against the default XGBoost, which differ only in the imbalance-handling layers: the absolute AUC-PR delta was -0.0302 (Table 3), and the paired bootstrap 95% confidence interval spanned zero (R4). Each imbalance layer was then isolated individually. Removing Layer 1 (SMOTE) entirely lowers AUC-PR from 0.1253 at sampling_strategy 0.40 and 0.1167 at the configured 0.20 to 0.0779, and raising the strategy to 0.50 gives 0.1343 with recall 0.4857, so Layer 1 is load-bearing at this pool composition and its configured setting is not optimal. Isolating Layer 2 against Layer 3 shows the opposite: at scale_pos_weight = 1 with F2 thresholding the model records AUC-PR 0.1302 and recall 0.4286, against 0.1167 and 0.4000 with both layers applied, so applying scale_pos_weight and an F2-optimised threshold together does not improve on the threshold alone and is consistent with double-counting the imbalance correction. The complementary configuration declared in Methods M16 — the full scale_pos_weight (7.49 at seed 42) with a fixed 0.5 threshold — recorded AUC-PR 0.1167 ± 0.0444, recall 0.3143 ± 0.0571, precision 0.0808 and F2 0.1973, completing the declared isolation; the fourth cell of the design, scale_pos_weight = 1 with a fixed 0.5 threshold, recorded AUC-PR 0.1302 ± 0.0363, recall 0.2286 ± 0.0700, precision 0.1360 and F2 0.2003. Read as a 2 × 2, the design separates the two layers cleanly. AUC-PR is threshold-free and therefore varies only with scale_pos_weight, and it is higher at scale_pos_weight = 1 in both threshold conditions (0.1302 versus 0.1167); within each weighting, the F2-selected threshold buys recall at the cost of precision (0.4286 against 0.2286 at scale_pos_weight = 1, and 0.4000 against 0.3143 at the full weight). Neither layer improves the primary metric, and the recall the imbalance pipeline is credited with is delivered by the threshold rather than by the positive-class weighting. All isolation experiments used the five seeds and, for the cross-validation diagnostic, five folds, matching R1.</w:t>
+        <w:t>The engineered contribution (SHAPtoSMS) was isolated by the ablation declared in Methods M16, in which exactly one component — the ordering of packed features — was reverted from strict descending |φ| order to a fixed canonical order, holding candidate selection, lexicalisation, and the 160-character budget identical. The evaluation population is the proposed XGBoost’s own seed-42 flagged set: 57 of 248 records clear the proposed model’s seed-42 threshold (0.34), containing 2 of the 7 real dropout cases, and the gold ranking is taken from the same model whose attributions are packed. An earlier draft defined this population by a comparator model’s threshold while packing the proposed model’s attributions; that cross-model definition has been replaced, and the result on the earlier population is reported below as a sensitivity check. Two fidelity quantities are reported separately, following Methods M17. On rank preservation — whether the packed alert’s first k factors match the model’s own top-k |SHAP| ranking — the rank-preserving protocol recorded RPS@1 = 1.0000 and RPS@2 = 0.8596, while the naive fixed-order baseline recorded RPS@1 = 0.1930 and RPS@2 = 0.0351, an absolute ablation delta of +0.8070 at RPS@1 and +0.8245 at RPS@2 (Figure 8). On directional agreement — whether a top-k attribution carries a sign agreeing with the observed outcome — the rank-preserving protocol recorded DAS@1 = 0.7368 and DAS@2 = 0.9825 against 0.0877 and 0.0877 for the naive baseline. On the earlier cross-model population (83 records) the same ordering conclusion holds (RPS@1 1.0000 versus 0.1807; DAS@1 0.8434 versus 0.1807), so the ablation result is not an artefact of the population definition. These quantities are committed as a standalone artefact, results/rps_results.json, which reports RPS@1, RPS@2, the evaluated n and the operating threshold together with the naive fixed-order baseline, the DAS figures under their own name, and the cross-model sensitivity population, so that each figure quoted in this subsection can be read directly off a single committed file rather than located inside the consolidated results archive. The earlier reported ablation loss at RPS@1 is therefore withdrawn: it arose from scoring a cross-model population with a metric that measured directional agreement while being described as rank preservation. Every generated alert complied with the 160-character GSM single-segment limit, with lengths of 70–155 characters (mean ≈ 96) and 1–6 risk factors named per alert (mean 2.46); compliance is guaranteed by construction, so Table 5 verifies that the implemented packer honours its own budget rather than establishing an empirical delivery result (Objective 3, as narrowed). The supporting-system ablation compared the proposed against the default XGBoost, which differ only in the imbalance-handling layers: the absolute AUC-PR delta was -0.0302 (Table 3), and the paired bootstrap 95% confidence interval spanned zero (R4). Each imbalance layer was then isolated individually. Removing Layer 1 (SMOTE) entirely lowers AUC-PR from 0.1253 at sampling_strategy 0.40 and 0.1167 at the configured 0.20 to 0.0779, and raising the strategy to 0.50 gives 0.1343 with recall 0.4857, so Layer 1 is load-bearing at this pool composition and its configured setting is not optimal. Isolating Layer 2 against Layer 3 shows the opposite: at scale_pos_weight = 1 with F2 thresholding the model records AUC-PR 0.1302 and recall 0.4286, against 0.1167 and 0.4000 with both layers applied, so applying scale_pos_weight and an F2-optimised threshold together does not improve on the threshold alone and is consistent with double-counting the imbalance correction. The complementary configuration declared in Methods M16 — the full scale_pos_weight (7.49 at seed 42) with a fixed 0.5 threshold — recorded AUC-PR 0.1167 ± 0.0444, recall 0.3143 ± 0.0571, precision 0.0808 and F2 0.1973, completing the declared isolation; the fourth cell of the design, scale_pos_weight = 1 with a fixed 0.5 threshold, recorded AUC-PR 0.1302 ± 0.0363, recall 0.2286 ± 0.0700, precision 0.1360 and F2 0.2003. Read as a 2 × 2, the design separates the two layers cleanly. AUC-PR is threshold-free and therefore varies only with scale_pos_weight, and it is higher at scale_pos_weight = 1 in both threshold conditions (0.1302 versus 0.1167); within each weighting, the F2-selected threshold buys recall at the cost of precision (0.4286 against 0.2286 at scale_pos_weight = 1, and 0.4000 against 0.3143 at the full weight). Neither layer improves the primary metric, and the recall the imbalance pipeline is credited with is delivered by the threshold rather than by the positive-class weighting. All isolation experiments used the five seeds and, for the cross-validation diagnostic, five folds, matching R1.</w:t>
       </w:r>
     </w:p>
     <w:p>
@@ -3447,7 +3395,7 @@
     </w:p>
     <w:p>
       <w:r>
-        <w:t>Several declared comparisons did not favour the proposed model and are reported directly. On the primary metric TabTransformer (AUC-PR 0.2387 ± 0.0559) and the continuous Attendance ranker (0.1284) exceeded the proposed XGBoost (0.1167 ± 0.0444), by 0.1220 and 0.0117 absolute respectively (Table 3). The proposed model did not improve on the default XGBoost on the primary metric: the delta was -0.0302 and its paired bootstrap 95% confidence interval spanned zero ([-0.0409, 0.1227]). Every McNemar comparison ran in the direction of the comparator rather than the proposed model, and two of the four (Decision Tree, TabTransformer) remained significant after Benjamini–Hochberg correction; the direction is stated in Table 4. Isotonic recalibration of the seed-42 proposed model did not improve the primary metric, changing test-set AUC-PR from 0.1033 to 0.0933 (-0.0100); both figures are seed-42 single-run values, so the comparison sits in one reference frame. Its AUC-ROC moved in the opposite direction (0.5969 to 0.6165). Isotonic regression is a monotone non-decreasing transform, so it cannot reorder scores, but it can merge them onto plateaus; because a tied pair scores 0.5 rather than 0 or 1, tying a discordant pair raises AUC-ROC and tying a concordant pair lowers it. A rise is therefore admissible and is not evidence of a scoring error, though it reflects tie creation rather than improved discrimination. Two isolation results run against the study’s own design choices: the configured SMOTE sampling_strategy of 0.20 is not the best available setting (0.50 gives AUC-PR 0.1343 against 0.1167), and applying scale_pos_weight on top of an F2-optimised threshold does not improve on the threshold alone (0.1167 against 0.1302 at scale_pos_weight = 1), so the three-layer imbalance pipeline is not uniformly load-bearing and Layer 2 in particular is not doing the work attributed to it. The synthetic-data audit recorded a Nearest-Neighbour Adversarial Accuracy of 0.664 for the CTGAN supplement, above the 0.60 ceiling adopted in Methods M4, and the retained within-training SMOTE configuration (k = 3, sampling_strategy = 0.20) recorded a Nearest-Neighbour Adversarial Accuracy of 0.9118 at seed 42 (0.8996 ± 0.0084 across the five seeds), which also exceeds that same ceiling — as does every other rung of the escalation ladder (0.9181 at k = 5, 0.8991 at k = 1, 0.9706 for the DP-SMOTE variant), so the ladder does not remedy the breach. Both breaches are reported here, because an earlier draft disclosed the supplement figure alone and applied the ceiling inconsistently across the two synthesis stages. One qualification belongs with the SMOTE figure and is stated rather than left for a reader to derive: its audit set holds 450 real rows against 26 synthesised rows, so a majority-class classifier scores 0.9454 and the plain-SMOTE rungs fall below that baseline, which indicates the statistic is dominated by the composition of the audit set rather than by memorisation of real records (M8). 2 of 350 synthetic rows fell within 1×10⁻³ of a real record. All 7 of the 7 dropout cases flipped class at least once under perturbation, up to 3 within a single trial. Year-on-year trajectory features are not learnable under the declared temporal split (R8). The student-disjoint sensitivity re-score is not computable on these data (R8). Objective 3 evidences generation-side constraint compliance only; no message was delivered or measured (R9).</w:t>
+        <w:t>Several declared comparisons did not favour the proposed model and are reported directly. On the primary metric TabTransformer (AUC-PR 0.2533 ± 0.0790) and the continuous Attendance ranker (0.1284) exceeded the proposed XGBoost (0.1167 ± 0.0444), by 0.1366 and 0.0117 absolute respectively (Table 3). The proposed model did not improve on the default XGBoost on the primary metric: the delta was -0.0302 and its paired bootstrap 95% confidence interval spanned zero ([-0.0409, 0.1227]). 3 of the four McNemar comparisons ran in the direction of the comparator (Default XGBoost, Decision Tree, Attendance rule (binary)) and 1 in the direction of the proposed model (TabTransformer); two remained significant after Benjamini–Hochberg correction, Decision Tree against the proposed model and TabTransformer in its favour. The direction is stated per row in Table 4. This sentence previously reported that every comparison favoured the comparator, which was true of the earlier run and is not true of this one: pinning the estimators to a single thread changed the TabTransformer arm and reversed that comparison (R4, R12). Isotonic recalibration of the seed-42 proposed model did not improve the primary metric, changing test-set AUC-PR from 0.1033 to 0.0933 (-0.0100); both figures are seed-42 single-run values, so the comparison sits in one reference frame. Its AUC-ROC moved in the opposite direction (0.5969 to 0.6165). Isotonic regression is a monotone non-decreasing transform, so it cannot reorder scores, but it can merge them onto plateaus; because a tied pair scores 0.5 rather than 0 or 1, tying a discordant pair raises AUC-ROC and tying a concordant pair lowers it. A rise is therefore admissible and is not evidence of a scoring error, though it reflects tie creation rather than improved discrimination. Two isolation results run against the study’s own design choices: the configured SMOTE sampling_strategy of 0.20 is not the best available setting (0.50 gives AUC-PR 0.1343 against 0.1167), and applying scale_pos_weight on top of an F2-optimised threshold does not improve on the threshold alone (0.1167 against 0.1302 at scale_pos_weight = 1), so the three-layer imbalance pipeline is not uniformly load-bearing and Layer 2 in particular is not doing the work attributed to it. The synthetic-data audit recorded a Nearest-Neighbour Adversarial Accuracy of 0.664 for the CTGAN supplement, above the 0.60 ceiling adopted in Methods M4, and the retained within-training SMOTE configuration (k = 3, sampling_strategy = 0.20) recorded a Nearest-Neighbour Adversarial Accuracy of 0.9118 at seed 42 (0.8996 ± 0.0084 across the five seeds), which also exceeds that same ceiling — as does every other rung of the escalation ladder (0.9181 at k = 5, 0.8991 at k = 1, 0.9706 for the DP-SMOTE variant), so the ladder does not remedy the breach. Both breaches are reported here, because an earlier draft disclosed the supplement figure alone and applied the ceiling inconsistently across the two synthesis stages. One qualification belongs with the SMOTE figure and is stated rather than left for a reader to derive: its audit set holds 450 real rows against 26 synthesised rows, so a majority-class classifier scores 0.9454 and the plain-SMOTE rungs fall below that baseline, which indicates the statistic is dominated by the composition of the audit set rather than by memorisation of real records (M8). 2 of 350 synthetic rows fell within 1×10⁻³ of a real record. All 7 of the 7 dropout cases flipped class at least once under perturbation, up to 3 within a single trial. Year-on-year trajectory features are not learnable under the declared temporal split (R8). The student-disjoint sensitivity re-score is not computable on these data (R8). Objective 3 evidences generation-side constraint compliance only; no message was delivered or measured (R9).</w:t>
       </w:r>
     </w:p>
     <w:p>
@@ -5087,7 +5035,7 @@
         <w:t>C6 — the test partition scored once after a committed freeze: PENDING. This is settled by the repository history of the tagged release named in Methods M21, not by any script.</w:t>
         <w:br/>
         <w:br/>
-        <w:t>Null state. The certificate places this study at null state 5 — UNDERPOWERED — on the evidence that the minimum detectable effect at 69 discordant pairs exceeds the observed separation. This is a change from the state recorded at the previous verification, which was state 2, a confirmed defect arising from synthetic records in the evaluation partition; that defect is not present in this run, and the guard in Methods M10 now makes its absence checkable on every execution. State 5 is not a licence for a positive finding. Accordingly no claim of superiority over any comparator is made in this manuscript, and equally no claim of equivalence or of absent effect is made, because an underpowered comparison supports neither.</w:t>
+        <w:t>Null state. The certificate places this study at null state 5 — UNDERPOWERED — on the evidence that MDE at n=248 on 69 discordant pairs exceeds the observed separation. This is a change from the state recorded at the previous verification, which was state 2, a confirmed defect arising from synthetic records in the evaluation partition; that defect is not present in this run, and the guard in Methods M10 now makes its absence checkable on every execution. State 5 is not a licence for a positive finding. Accordingly no claim of superiority over any comparator is made in this manuscript, and equally no claim of equivalence or of absent effect is made, because a comparison that cannot resolve a difference supports neither.</w:t>
         <w:br/>
         <w:br/>
         <w:t>Remediation rollback. Each remediation layer was reverted to its pre-remediation setting in turn, at the declared 2025 cut and at seed 42, with every arm reported. As submitted (SMOTE k = 3, sampling_strategy 0.20, scale_pos_weight 7.49, F2-selected threshold 0.34): AUC-PR 0.1033, recall 0.2857, precision 0.0351, F2 0.1176. Reverting SMOTE k to 5: AUC-PR 0.1044, recall 0.7143, F2 0.1553. Reverting the F2-selected threshold to a fixed 0.62: AUC-PR 0.1033, recall 0.2857, F2 0.2083. Reverting scale_pos_weight to 1.0: AUC-PR 0.1233, recall 0.2857, F2 0.2083. Removing SMOTE entirely: AUC-PR 0.0760, recall 0.1429, F2 0.1282. Two of these run against the submitted configuration and are reported as such: reverting scale_pos_weight to 1.0 raises AUC-PR above the submitted setting, consistent with the Layer 2 isolation result in R10, and reverting SMOTE k to 5 raises recall substantially at a lower operating threshold. The submitted configuration is retained because it is the declared design and because selecting a configuration on the evaluation partition is precisely the practice this section exists to avoid; the full 16-cell imbalance grid is committed as results/q23_imbalance_grid.csv, spanning AUC-PR 0.0760 to 0.1534, and the spread rather than its best cell is what is reported.</w:t>

--- a/docs_out/Group 3_Results and Analysis Section.docx
+++ b/docs_out/Group 3_Results and Analysis Section.docx
@@ -741,7 +741,7 @@
     </w:p>
     <w:p>
       <w:r>
-        <w:t>The held-out evaluation partition comprised 248 real student-year records, of which 241 were non-dropout and 7 were dropout, a positive rate of 2.82% (7/248). The partition was the temporal hold-out defined in Methods M9: all records with academic_year &gt;= 2025 formed the test set. It comprised 100% real data with no synthetic or resampled instances. Two separate pieces of evidence support that statement rather than one. First, the load-time provenance guard described in Methods M10 executed on every construction of the partition and recorded "NF-1 GUARD: test partition n=248 | synthetic rows=0 | real rows=248 | positives=7 (2.82%) — PASS" in the run log; the guard is built to be falsifiable — the partition is formed from the pooled frame, and a negative control confirms the guard raises when a synthetic record is injected into the test period. Second, the real-only-subset re-scoring is reported here rather than retired as redundant: scoring the real-only subset independently returns n = 248, base rate 0.0282, AUC-PR 0.1033, AUC-ROC 0.5969, precision 0.0351 and recall 0.2857, identical in every digit to the full partition, because removing synthetic records from this partition removes 0 records. The identity is the evidence, and it is computed rather than asserted. Trainable models were evaluated across five independent seeds {42, 123, 777, 2024, 9999}, and a separate stratified five-fold cross-validation on the train+validation pool was run as a stability diagnostic, matching Methods M14 (five runs x five folds); a ten-seed stability arm is reported separately in R3. The train+validation pool held 530 records (180 real + 350 synthetic; 62 positive, 11.7%, a 7.55:1 negative-to-positive ratio); the synthetic supplement was confined to that pool and served an augmentation-only role, while the evaluation partition was entirely real. All figures in this section trace to the single locked run described in Methods M21, in which the synthetic supplement is generated under a fixed seed and committed as a data artefact rather than regenerated at run time; the number reconciliation is given in R11. The corpus is drawn from 4 sites (Methods M3, Table 1b), and the evaluation partition is unevenly distributed across them: SCH01 145 records and 5 events; SCH02 59 records and 2 events; SCH03 17 records and 0 events; SCH04 27 records and 0 events. 2 of the 4 sites carry no dropout event in the test period at all, which is what limits the leave-one-site-out analysis reported in R8. The evaluation protocol follows the TRAINING-ONLY AUGMENTATION design declared in Methods M10, and all reported claims are constrained to the Tier 1 ceiling.</w:t>
+        <w:t xml:space="preserve">The evaluation partition comprised 248 real student-year records, of which 241 were non-dropout and 7 were dropout, a positive rate of 2.82% (7/248). It is held out by academic year and not by student: every student in it also appears in the 2024 training partition (Methods M9; R8), so wherever this section calls the partition held-out that is the sense meant, and every figure reported on it is next-year performance for students with prior-year register history rather than performance on students unseen in training. The partition was the temporal hold-out defined in Methods M9: all records with academic_year &gt;= 2025 formed the test set. It comprised 100% real data with no synthetic or resampled instances. Two separate pieces of evidence support that statement rather than one. First, the load-time provenance guard described in Methods M10 executed on every construction of the partition and recorded "NF-1 GUARD: test partition n=248 | synthetic rows=0 | real rows=248 | positives=7 (2.82%) — PASS" in the run log; the guard is built to be falsifiable — the partition is formed from the pooled frame, and a negative control confirms the guard raises when a synthetic record is injected into the test period. Second, the real-only-subset re-scoring is reported here rather than retired as redundant: scoring the real-only subset independently returns n = 248, base rate 0.0282, AUC-PR 0.1033, AUC-ROC 0.5969, precision 0.0351 and recall 0.2857, identical in every digit to the full partition, because removing synthetic records from this partition removes 0 records. The identity is the evidence, and it is computed rather than asserted. Trainable models were evaluated across five independent seeds {42, 123, 777, 2024, 9999}, and a separate stratified five-fold cross-validation on the train+validation pool was run as a stability diagnostic, matching Methods M14 (five runs x five folds); a ten-seed stability arm is reported separately in R3. The train+validation pool held 530 records (180 real + 350 synthetic; 62 positive, 11.7%, a 7.55:1 negative-to-positive ratio); the synthetic supplement was confined to that pool and served an augmentation-only role, while the evaluation partition was entirely real. All figures in this section trace to the single locked run described in Methods M21, in which the synthetic supplement is generated under a fixed seed and committed as a data artefact rather than regenerated at run time; the number reconciliation is given in R11. The corpus is drawn from 4 sites (Methods M3, Table 1b), and the evaluation partition is unevenly distributed across them: SCH01 145 records and 5 events; SCH02 59 records and 2 events; SCH03 17 records and 0 events; SCH04 27 records and 0 events. 2 of the 4 sites carry no dropout event in the test period at all, which is what limits the leave-one-site-out analysis reported in R8. The evaluation protocol follows the TRAINING-ONLY AUGMENTATION design declared in Methods M10, and all reported claims are constrained to the Tier 1 ceiling.</w:t>
       </w:r>
     </w:p>
     <w:p>
@@ -769,7 +769,7 @@
     </w:p>
     <w:p>
       <w:r>
-        <w:t>Table 3 reports held-out test-set performance as mean ± standard deviation across the five seeds; the primary metric is AUC-PR, named as primary in Methods M15. The proposed XGBoost recorded AUC-PR 0.1167 ± 0.0444, an absolute delta of -0.0302 against the default XGBoost (0.1469 ± 0.0896); this delta is a difference of five-seed means. Among all comparators TabTransformer recorded the highest AUC-PR (0.2533 ± 0.0790) and the Attendance ranker the next highest (0.1284), both exceeding the proposed model on the primary metric; the Decision Tree recorded 0.0774 ± 0.0205. On recall, the proposed model recorded 0.4000 ± 0.1069, which is the higher of the two XGBoost variants (default: 0.3714 ± 0.1143); TabTransformer recorded higher recall still (0.4857 ± 0.1714), and the binary Attendance rule the highest of all (0.7143 at its single operating point). The earlier claim that the proposed model recorded the highest recall of the probabilistic models trained across seeds is withdrawn: it contradicted the table it accompanied. The paired bootstrap 95% confidence interval on the AUC-PR difference between the proposed and default models (10,000 resamples; the method declared in Methods M16) was [-0.0409, 0.1227], with a mean delta of 0.0170 — a seed-42 resampling quantity, not a seed-average one. The two figures carry opposite signs because they are computed in different reference frames, not because either is in error: -0.0302 is the difference of the five-seed mean AUC-PR values, while +0.0170 is the mean of the paired per-resample differences within the single seed-42 run. R11 assigns each figure to its frame. Figure 4 plots the ROC and precision–recall operating characteristics for the four probabilistic models on the same axes.</w:t>
+        <w:t xml:space="preserve">Table 3 reports test-set performance on that partition — held out by academic year, not by student (R1) — as mean ± standard deviation across the five seeds; the primary metric is AUC-PR, named as primary in Methods M15. The proposed XGBoost recorded AUC-PR 0.1167 ± 0.0444, an absolute delta of -0.0302 against the default XGBoost (0.1469 ± 0.0896); this delta is a difference of five-seed means. Among all comparators TabTransformer recorded the highest AUC-PR (0.2533 ± 0.0790) and the Attendance ranker the next highest (0.1284), both exceeding the proposed model on the primary metric; the Decision Tree recorded 0.0774 ± 0.0205. On recall, the proposed model recorded 0.4000 ± 0.1069, which is the higher of the two XGBoost variants (default: 0.3714 ± 0.1143); TabTransformer recorded higher recall still (0.4857 ± 0.1714), and the binary Attendance rule the highest of all (0.7143 at its single operating point). The earlier claim that the proposed model recorded the highest recall of the probabilistic models trained across seeds is withdrawn: it contradicted the table it accompanied. The paired bootstrap 95% confidence interval on the AUC-PR difference between the proposed and default models (10,000 resamples; the method declared in Methods M16) was [-0.0409, 0.1227], with a mean delta of 0.0170 — a seed-42 resampling quantity, not a seed-average one. The two figures carry opposite signs because they are computed in different reference frames, not because either is in error: -0.0302 is the difference of the five-seed mean AUC-PR values, while +0.0170 is the mean of the paired per-resample differences within the single seed-42 run. R11 assigns each figure to its frame. Figure 4 plots the ROC and precision–recall operating characteristics for the four probabilistic models on the same axes.</w:t>
       </w:r>
     </w:p>
     <w:p>
@@ -778,7 +778,7 @@
           <w:i/>
           <w:sz w:val="18"/>
         </w:rPr>
-        <w:t>Table 3. Held-out test-set performance (248 real records, 7 dropout), mean ± SD across five seeds. AUC-PR is the primary metric; the Δ column is the absolute difference in AUC-PR from the default XGBoost. The status-quo attendance baseline is reported as two rows because it requires two different score vectors (Methods M11): the deployed binary rule and a univariate continuous ranker. † Single seed-42 run (no ± SD), reported for completeness; calibration did not improve the primary metric (R10). ‡ The binary rule yields one operating point, so its AUC-ROC and AUC-PR are SINGLE-POINT values computed from that point (flagged 56/248; TP 5, FP 51, FPR 0.2116), not threshold-free areas. § The continuous ranker scores 1 − scaled(attendance_rate); threshold-dependent metrics are not defined for it, as it prescribes no decision rule. ¶ Seed-42 single-run reference for the proposed model: AUC-PR 0.1033, AUC-ROC 0.5969 — the anchor against which the isotonic row is compared, so that comparison sits in a single reference frame.</w:t>
+        <w:t xml:space="preserve">Table 3. Test-set performance (248 real records, 7 dropout; the partition is held out by academic year and not by student — every test student also appears in training, Methods M9 and R8), mean ± SD across five seeds. AUC-PR is the primary metric; the Δ column is the absolute difference in AUC-PR from the default XGBoost. The status-quo attendance baseline is reported as two rows because it requires two different score vectors (Methods M11): the deployed binary rule and a univariate continuous ranker. † Single seed-42 run (no ± SD), reported for completeness; calibration did not improve the primary metric (R10). ‡ The binary rule yields one operating point, so its AUC-ROC and AUC-PR are SINGLE-POINT values computed from that point (flagged 56/248; TP 5, FP 51, FPR 0.2116), not threshold-free areas. § The continuous ranker scores 1 − scaled(attendance_rate); threshold-dependent metrics are not defined for it, as it prescribes no decision rule. ¶ Seed-42 single-run reference for the proposed model: AUC-PR 0.1033, AUC-ROC 0.5969 — the anchor against which the isotonic row is compared, so that comparison sits in a single reference frame.</w:t>
       </w:r>
     </w:p>
     <w:tbl>
@@ -1751,7 +1751,7 @@
           <w:i/>
           <w:sz w:val="18"/>
         </w:rPr>
-        <w:t>Figure 4. ROC curves (left) and precision–recall curves (right) for the proposed XGBoost, default XGBoost, Decision Tree and the continuous Attendance ranker on the held-out test set (seed 42); legend values are AUC-ROC and average precision. The binary Attendance rule is a single operating point, marked as a diamond on the ROC axes, and cannot be drawn as a curve. TabTransformer is reported in Table 3.</w:t>
+        <w:t xml:space="preserve">Figure 4. ROC curves (left) and precision–recall curves (right) for the proposed XGBoost, default XGBoost, Decision Tree and the continuous Attendance ranker on the 248-record test partition (held out by academic year, not by student; seed 42); legend values are AUC-ROC and average precision. The binary Attendance rule is a single operating point, marked as a diamond on the ROC axes, and cannot be drawn as a curve. TabTransformer is reported in Table 3.</w:t>
       </w:r>
     </w:p>
     <w:p>
@@ -1784,7 +1784,7 @@
     </w:p>
     <w:p>
       <w:r>
-        <w:t>Ten-seed sign stability. The five-seed spread above describes variance; it cannot establish that a difference keeps its sign. The stability arm declared in Methods M14 therefore refit the proposed model on ten seeds and, at each seed, took its held-out AUC-PR against the continuous attendance ranker scored on the same partition (comparator AUC-PR 0.1284). The per-seed deltas were 42: -0.0251, 123: -0.0536, 777: -0.0414, 2024: +0.0722, 9999: -0.0106, 1: -0.0008, 7: -0.0290, 13: -0.0292, 31337: -0.0018, 555: +0.0720. The mean delta was -0.0047 with a standard deviation of 0.0437, and the sign was negative at 8 of the ten seeds and positive at 2, giving 2 sign changes across the set. The difference between the proposed model and the univariate attendance ranker therefore does not hold a stable sign at this sample size. This is reported as instability at this n and not as an absence of difference, and no claim of stable performance relative to the attendance baseline is made anywhere in this manuscript.</w:t>
+        <w:t xml:space="preserve">Ten-seed sign stability. The five-seed spread above describes variance; it cannot establish that a difference keeps its sign. The stability arm declared in Methods M14 therefore refit the proposed model on ten seeds and, at each seed, took its held-out AUC-PR against the continuous attendance ranker scored on the same partition (comparator AUC-PR 0.1284). The per-seed deltas were 42: -0.0251, 123: -0.0536, 777: -0.0414, 2024: +0.0722, 9999: -0.0106, 1: -0.0008, 7: -0.0290, 13: -0.0292, 31337: -0.0018, 555: +0.0720. The mean delta was -0.0047 with a standard deviation of 0.0437, and the sign was negative at 8 of the ten seeds and positive at 2, so 2 of the ten carry the minority sign (sign_flips = 2 in results/closeout_verdict.json). The difference between the proposed model and the univariate attendance ranker therefore does not hold a stable sign at this sample size. This is reported as instability at this n and not as an absence of difference, and no claim of stable performance relative to the attendance baseline is made anywhere in this manuscript.</w:t>
         <w:br/>
         <w:br/>
         <w:t>Leave-one-out over data sources. Dropping each contributing source from the training pool in turn and refitting at seed 42 gave the following. Training on the real records alone — that is, dropping all 350 synthetic rows — gave held-out AUC-PR 0.1447 against the 0.1033 obtained with the full augmented pool; training on the synthetic supplement alone gave 0.0213. This runs against the study's own augmentation design: the real records alone score higher than the augmented pool, so the 180 real records are carrying the result and the synthetic supplement is not additive on the primary metric on this evaluation partition. Per-fold AUC-PR under five-fold leave-one-fold-out training was {0.1415, 0.0913, 0.0935, 0.1122, 0.0992}. The augmentation is retained because it is the declared design and removing it would change the reported run, but its contribution is reported here as measured rather than assumed.</w:t>
@@ -2419,7 +2419,7 @@
     </w:p>
     <w:p>
       <w:r>
-        <w:t>The engineered contribution (SHAPtoSMS) was isolated by the ablation declared in Methods M16, in which exactly one component — the ordering of packed features — was reverted from strict descending |φ| order to a fixed canonical order, holding candidate selection, lexicalisation, and the 160-character budget identical. The evaluation population is the proposed XGBoost’s own seed-42 flagged set: 57 of 248 records clear the proposed model’s seed-42 threshold (0.34), containing 2 of the 7 real dropout cases, and the gold ranking is taken from the same model whose attributions are packed. An earlier draft defined this population by a comparator model’s threshold while packing the proposed model’s attributions; that cross-model definition has been replaced, and the result on the earlier population is reported below as a sensitivity check. Two fidelity quantities are reported separately, following Methods M17. On rank preservation — whether the packed alert’s first k factors match the model’s own top-k |SHAP| ranking — the rank-preserving protocol recorded RPS@1 = 1.0000 and RPS@2 = 0.8596, while the naive fixed-order baseline recorded RPS@1 = 0.1930 and RPS@2 = 0.0351, an absolute ablation delta of +0.8070 at RPS@1 and +0.8245 at RPS@2 (Figure 8). On directional agreement — whether a top-k attribution carries a sign agreeing with the observed outcome — the rank-preserving protocol recorded DAS@1 = 0.7368 and DAS@2 = 0.9825 against 0.0877 and 0.0877 for the naive baseline. On the earlier cross-model population (83 records) the same ordering conclusion holds (RPS@1 1.0000 versus 0.1807; DAS@1 0.8434 versus 0.1807), so the ablation result is not an artefact of the population definition. These quantities are committed as a standalone artefact, results/rps_results.json, which reports RPS@1, RPS@2, the evaluated n and the operating threshold together with the naive fixed-order baseline, the DAS figures under their own name, and the cross-model sensitivity population, so that each figure quoted in this subsection can be read directly off a single committed file rather than located inside the consolidated results archive. The earlier reported ablation loss at RPS@1 is therefore withdrawn: it arose from scoring a cross-model population with a metric that measured directional agreement while being described as rank preservation. Every generated alert complied with the 160-character GSM single-segment limit, with lengths of 70–155 characters (mean ≈ 96) and 1–6 risk factors named per alert (mean 2.46); compliance is guaranteed by construction, so Table 5 verifies that the implemented packer honours its own budget rather than establishing an empirical delivery result (Objective 3, as narrowed). The supporting-system ablation compared the proposed against the default XGBoost, which differ only in the imbalance-handling layers: the absolute AUC-PR delta was -0.0302 (Table 3), and the paired bootstrap 95% confidence interval spanned zero (R4). Each imbalance layer was then isolated individually. Removing Layer 1 (SMOTE) entirely lowers AUC-PR from 0.1253 at sampling_strategy 0.40 and 0.1167 at the configured 0.20 to 0.0779, and raising the strategy to 0.50 gives 0.1343 with recall 0.4857, so Layer 1 is load-bearing at this pool composition and its configured setting is not optimal. Isolating Layer 2 against Layer 3 shows the opposite: at scale_pos_weight = 1 with F2 thresholding the model records AUC-PR 0.1302 and recall 0.4286, against 0.1167 and 0.4000 with both layers applied, so applying scale_pos_weight and an F2-optimised threshold together does not improve on the threshold alone and is consistent with double-counting the imbalance correction. The complementary configuration declared in Methods M16 — the full scale_pos_weight (7.49 at seed 42) with a fixed 0.5 threshold — recorded AUC-PR 0.1167 ± 0.0444, recall 0.3143 ± 0.0571, precision 0.0808 and F2 0.1973, completing the declared isolation; the fourth cell of the design, scale_pos_weight = 1 with a fixed 0.5 threshold, recorded AUC-PR 0.1302 ± 0.0363, recall 0.2286 ± 0.0700, precision 0.1360 and F2 0.2003. Read as a 2 × 2, the design separates the two layers cleanly. AUC-PR is threshold-free and therefore varies only with scale_pos_weight, and it is higher at scale_pos_weight = 1 in both threshold conditions (0.1302 versus 0.1167); within each weighting, the F2-selected threshold buys recall at the cost of precision (0.4286 against 0.2286 at scale_pos_weight = 1, and 0.4000 against 0.3143 at the full weight). Neither layer improves the primary metric, and the recall the imbalance pipeline is credited with is delivered by the threshold rather than by the positive-class weighting. All isolation experiments used the five seeds and, for the cross-validation diagnostic, five folds, matching R1.</w:t>
+        <w:t xml:space="preserve">The engineered contribution (SHAPtoSMS) was isolated by the ablation declared in Methods M16, in which exactly one component — the ordering of packed features — was reverted from strict descending |φ| order to a fixed canonical order, holding candidate selection, lexicalisation, and the 160-character budget identical. The evaluation population is the proposed XGBoost’s own seed-42 flagged set: 57 of 248 records clear the proposed model’s seed-42 threshold (0.34), containing 2 of the 7 real dropout cases, and the gold ranking is taken from the same model whose attributions are packed. An earlier draft defined this population by a comparator model’s threshold while packing the proposed model’s attributions; that cross-model definition has been replaced, and the result on the earlier population is reported below as a sensitivity check. Two fidelity quantities are reported separately, following Methods M17. On rank preservation — whether the packed alert’s first k factors match the model’s own top-k |SHAP| ranking — the rank-preserving protocol recorded RPS@1 = 1.0000 and RPS@2 = 0.8596, while the naive fixed-order baseline recorded RPS@1 = 0.1930 and RPS@2 = 0.0351, an absolute ablation delta of +0.8070 at RPS@1 and +0.8245 at RPS@2 (Figure 8). On directional agreement — whether a top-k attribution carries a sign agreeing with the observed outcome — the rank-preserving protocol recorded DAS@1 = 0.7368 and DAS@2 = 0.9825 against 0.0877 and 0.0877 for the naive baseline. On the earlier cross-model population (83 records) the same ordering conclusion holds (RPS@1 1.0000 versus 0.1807; DAS@1 0.8434 versus 0.0482), so the ablation result is not an artefact of the population definition. These quantities are committed as a standalone artefact, results/rps_results.json, which reports RPS@1, RPS@2, the evaluated n and the operating threshold together with the naive fixed-order baseline, the DAS figures under their own name with their own baseline, and the cross-model sensitivity population with a separately named naive baseline for each of the two quantities, so that each figure quoted in this subsection can be read directly off a single committed file rather than located inside the consolidated results archive. The earlier reported ablation loss at RPS@1 is therefore withdrawn: it arose from scoring a cross-model population with a metric that measured directional agreement while being described as rank preservation. Every generated alert complied with the 160-character GSM single-segment limit, with lengths of 70–155 characters (mean ≈ 96) and 1–6 risk factors named per alert (mean 2.46); compliance is guaranteed by construction, so Table 5 verifies that the implemented packer honours its own budget rather than establishing an empirical delivery result (Objective 3, as narrowed). The supporting-system ablation compared the proposed against the default XGBoost, which differ only in the imbalance-handling layers: the absolute AUC-PR delta was -0.0302 (Table 3), and the paired bootstrap 95% confidence interval spanned zero (R4). Each imbalance layer was then isolated individually. Removing Layer 1 (SMOTE) entirely lowers AUC-PR from 0.1253 at sampling_strategy 0.40 and 0.1167 at the configured 0.20 to 0.0779, and raising the strategy to 0.50 gives 0.1343 with recall 0.4857, so Layer 1 is load-bearing at this pool composition and its configured setting is not optimal. Isolating Layer 2 against Layer 3 shows the opposite: at scale_pos_weight = 1 with F2 thresholding the model records AUC-PR 0.1302 and recall 0.4286, against 0.1167 and 0.4000 with both layers applied, so applying scale_pos_weight and an F2-optimised threshold together does not improve on the threshold alone and is consistent with double-counting the imbalance correction. The complementary configuration declared in Methods M16 — the full scale_pos_weight (7.49 at seed 42) with a fixed 0.5 threshold — recorded AUC-PR 0.1167 ± 0.0444, recall 0.3143 ± 0.0571, precision 0.0808 and F2 0.1973, completing the declared isolation; the fourth cell of the design, scale_pos_weight = 1 with a fixed 0.5 threshold, recorded AUC-PR 0.1302 ± 0.0363, recall 0.2286 ± 0.0700, precision 0.1360 and F2 0.2003. Read as a 2 × 2, the design separates the two layers cleanly. AUC-PR is threshold-free and therefore varies only with scale_pos_weight, and it is higher at scale_pos_weight = 1 in both threshold conditions (0.1302 versus 0.1167); within each weighting, the F2-selected threshold buys recall at the cost of precision (0.4286 against 0.2286 at scale_pos_weight = 1, and 0.4000 against 0.3143 at the full weight). Neither layer improves the primary metric, and the recall the imbalance pipeline is credited with is delivered by the threshold rather than by the positive-class weighting. All isolation experiments used the five seeds and, for the cross-validation diagnostic, five folds, matching R1.</w:t>
       </w:r>
     </w:p>
     <w:p>
@@ -2770,7 +2770,7 @@
           <w:i/>
           <w:sz w:val="18"/>
         </w:rPr>
-        <w:t>Figure 6. SHAP feature importance (mean |SHAP value|) for the proposed versus default XGBoost, computed on the full held-out test set. Magnitude only; direction is reported in the text and in Supplementary Figure S1.</w:t>
+        <w:t xml:space="preserve">Figure 6. SHAP feature importance (mean |SHAP value|) for the proposed versus default XGBoost, computed on the full 248-record test partition. Magnitude only; direction is reported in the text and in Supplementary Figure S1.</w:t>
       </w:r>
     </w:p>
     <w:p>
@@ -3484,7 +3484,7 @@
           <w:i/>
           <w:sz w:val="18"/>
         </w:rPr>
-        <w:t>Figure S1. Signed SHAP attributions for the six highest-attribution features, proposed XGBoost, full held-out test set. Each point is one record; horizontal position is the signed SHAP value (negative lowers predicted risk, positive raises it) and colour is the feature value. This is the directional evidence for R6.</w:t>
+        <w:t xml:space="preserve">Figure S1. Signed SHAP attributions for the six highest-attribution features, proposed XGBoost, full 248-record test partition. Each point is one record; horizontal position is the signed SHAP value (negative lowers predicted risk, positive raises it) and colour is the feature value. This is the directional evidence for R6.</w:t>
       </w:r>
     </w:p>
     <w:p>
@@ -4336,7 +4336,7 @@
               <w:rPr>
                 <w:sz w:val="18"/>
               </w:rPr>
-              <w:t>All four favour the comparator (R4, R10)</w:t>
+              <w:t xml:space="preserve">3 favour the comparator, 1 favours the proposed model (R4, R10)</w:t>
             </w:r>
           </w:p>
         </w:tc>
@@ -5022,9 +5022,9 @@
         <w:t>This subsection reports the verification conditions C1-C6 and the remediation rollback. It also records one change of status since the previous verification: the school identifier has been recovered, so the site count is no longer UNRECORDED (4 sites, M3) and leave-one-site-out validation has been run (R8). That closes the collection-side half of the sampling item; the student-disjoint re-score remains not computable and remains the subject of the countersigned declaration in Methods. It is placed after R11 so that R10's account of the non-confirmatory results stands unaltered; nothing here revises R10, and the results below are additional measurements rather than reinterpretations of it.</w:t>
         <w:br/>
         <w:br/>
-        <w:t>C1 — sign stability across ten seeds: FAIL. The proposed-versus-attendance-ranker delta changed sign 2 times across the ten seeds (R3), so no stability wording is available.</w:t>
+        <w:t xml:space="preserve">C1 — sign stability across ten seeds: FAIL. The proposed-versus-attendance-ranker delta carried the minority sign at 2 of the ten seeds (R3), so no stability wording is available.</w:t>
         <w:br/>
-        <w:t>C2 — survives leave-one-out: FAIL. Dropping the synthetic supplement raises the primary metric and dropping the real records collapses it (R3), so the result does not survive the leave-one-out check in the direction the design assumes.</w:t>
+        <w:t xml:space="preserve">C2 — survives leave-one-out: UNVERIFIABLE. The condition asks whether every leave-one-out fold preserves the sign of the effect, and C1 has established that the effect has no stable sign at this sample size, so there is no sign for a fold to preserve. The certificate withholds a verdict here rather than returning one: closeout.py returns this state whenever C1 fails, and results/closeout_verdict.json records it. The measurements are unchanged and are reported in full in R3 — dropping the synthetic supplement raises the primary metric to 0.1447 and dropping the real records collapses it to 0.0213 — so what is withheld is the verdict and not the evidence. An earlier version of the certificate returned PASS or FAIL here by comparing each fold against the sign of a mean delta that lies well inside its own spread, which made the verdict turn on floating-point distance from zero rather than on the data; the change of state is recorded in the corrections ledger.</w:t>
         <w:br/>
         <w:t>C3 — minimum detectable effect below the observed effect: FAIL. 69 discordant pairs are available and approximately 786 would be required (R4).</w:t>
         <w:br/>
